--- a/4/Управление качеством программных систем/Экзамен/ЗБ ПИ20-1 Дервук Максим Экзамен В12.docx
+++ b/4/Управление качеством программных систем/Экзамен/ЗБ ПИ20-1 Дервук Максим Экзамен В12.docx
@@ -33,13 +33,8 @@
         </w:numPr>
         <w:spacing w:line="360" w:lineRule="auto"/>
       </w:pPr>
-      <w:proofErr w:type="gramStart"/>
-      <w:r>
-        <w:t>Предположим</w:t>
-      </w:r>
-      <w:proofErr w:type="gramEnd"/>
-      <w:r>
-        <w:t xml:space="preserve"> в программе перед началом тестирования было 90 ошибок. Искусственно рассеяно 20 ошибок. В процессе тестовых прогонов было выявлено следующее количество ошибок</w:t>
+      <w:r>
+        <w:t>Предположим в программе перед началом тестирования было 90 ошибок. Искусственно рассеяно 20 ошибок. В процессе тестовых прогонов было выявлено следующее количество ошибок</w:t>
       </w:r>
       <w:r>
         <w:rPr>
@@ -502,21 +497,7 @@
         <w:rPr>
           <w:shd w:val="clear" w:color="auto" w:fill="FFFFFF"/>
         </w:rPr>
-        <w:t xml:space="preserve">Актуальность: все соответствует </w:t>
-      </w:r>
-      <w:proofErr w:type="spellStart"/>
-      <w:r>
-        <w:rPr>
-          <w:shd w:val="clear" w:color="auto" w:fill="FFFFFF"/>
-        </w:rPr>
-        <w:t>жц</w:t>
-      </w:r>
-      <w:proofErr w:type="spellEnd"/>
-      <w:r>
-        <w:rPr>
-          <w:shd w:val="clear" w:color="auto" w:fill="FFFFFF"/>
-        </w:rPr>
-        <w:t xml:space="preserve"> по</w:t>
+        <w:t>Актуальность: все соответствует жц по</w:t>
       </w:r>
     </w:p>
     <w:p>
@@ -567,15 +548,7 @@
         <w:t>У ПО есть 6 характеристик по госту 9126</w:t>
       </w:r>
       <w:r>
-        <w:t xml:space="preserve">: Надежность, мобильность, практичность, эффективность, </w:t>
-      </w:r>
-      <w:proofErr w:type="spellStart"/>
-      <w:r>
-        <w:t>сопровождаемость</w:t>
-      </w:r>
-      <w:proofErr w:type="spellEnd"/>
-      <w:r>
-        <w:t>, функциональность.</w:t>
+        <w:t>: Надежность, мобильность, практичность, эффективность, сопровождаемость, функциональность.</w:t>
       </w:r>
     </w:p>
     <w:p>
@@ -592,25 +565,21 @@
       <w:r>
         <w:t>, из международных стандартов 330</w:t>
       </w:r>
-      <w:proofErr w:type="spellStart"/>
       <w:r>
         <w:rPr>
           <w:lang w:val="en-US"/>
         </w:rPr>
         <w:t>nn</w:t>
       </w:r>
-      <w:proofErr w:type="spellEnd"/>
       <w:r>
         <w:t xml:space="preserve"> или 250</w:t>
       </w:r>
-      <w:proofErr w:type="spellStart"/>
       <w:r>
         <w:rPr>
           <w:lang w:val="en-US"/>
         </w:rPr>
         <w:t>nn</w:t>
       </w:r>
-      <w:proofErr w:type="spellEnd"/>
       <w:r>
         <w:t xml:space="preserve"> серий </w:t>
       </w:r>
@@ -621,15 +590,7 @@
         <w:t>Square</w:t>
       </w:r>
       <w:r>
-        <w:t xml:space="preserve"> или ещё каких -</w:t>
-      </w:r>
-      <w:proofErr w:type="spellStart"/>
-      <w:r>
-        <w:t>нибудь</w:t>
-      </w:r>
-      <w:proofErr w:type="spellEnd"/>
-      <w:r>
-        <w:t>.</w:t>
+        <w:t xml:space="preserve"> или ещё каких -нибудь.</w:t>
       </w:r>
       <w:r>
         <w:t xml:space="preserve"> Далее по тем же самым характеристикам, точнее по вопросам к продукту оценивается моделью оценки степени характеристик. Характеристики состоят из аспектов.</w:t>
@@ -699,26 +660,10 @@
         <w:spacing w:line="360" w:lineRule="auto"/>
       </w:pPr>
       <w:r>
-        <w:t>Результат деления разниц «</w:t>
-      </w:r>
-      <w:proofErr w:type="spellStart"/>
-      <w:r>
-        <w:t>итых</w:t>
-      </w:r>
-      <w:proofErr w:type="spellEnd"/>
-      <w:r>
-        <w:t>» типов ошибок умноженный</w:t>
-      </w:r>
-      <w:r>
-        <w:t xml:space="preserve"> на сумму следующих «</w:t>
-      </w:r>
-      <w:proofErr w:type="spellStart"/>
-      <w:r>
-        <w:t>итых</w:t>
-      </w:r>
-      <w:proofErr w:type="spellEnd"/>
-      <w:r>
-        <w:t>» типов ошибок.</w:t>
+        <w:t>Результат деления разниц «итых» типов ошибок умноженный</w:t>
+      </w:r>
+      <w:r>
+        <w:t xml:space="preserve"> на сумму следующих «итых» типов ошибок.</w:t>
       </w:r>
     </w:p>
     <w:p>
@@ -826,6 +771,49 @@
     <w:p>
       <w:pPr>
         <w:spacing w:line="360" w:lineRule="auto"/>
+      </w:pPr>
+      <w:r>
+        <w:lastRenderedPageBreak/>
+        <w:drawing>
+          <wp:inline distT="0" distB="0" distL="0" distR="0" wp14:anchorId="5C6C9D2F" wp14:editId="1993D4DC">
+            <wp:extent cx="5940425" cy="2231390"/>
+            <wp:effectExtent l="0" t="0" r="3175" b="0"/>
+            <wp:docPr id="3" name="Рисунок 3"/>
+            <wp:cNvGraphicFramePr>
+              <a:graphicFrameLocks xmlns:a="http://schemas.openxmlformats.org/drawingml/2006/main" noChangeAspect="1"/>
+            </wp:cNvGraphicFramePr>
+            <a:graphic xmlns:a="http://schemas.openxmlformats.org/drawingml/2006/main">
+              <a:graphicData uri="http://schemas.openxmlformats.org/drawingml/2006/picture">
+                <pic:pic xmlns:pic="http://schemas.openxmlformats.org/drawingml/2006/picture">
+                  <pic:nvPicPr>
+                    <pic:cNvPr id="1" name=""/>
+                    <pic:cNvPicPr/>
+                  </pic:nvPicPr>
+                  <pic:blipFill>
+                    <a:blip r:embed="rId7"/>
+                    <a:stretch>
+                      <a:fillRect/>
+                    </a:stretch>
+                  </pic:blipFill>
+                  <pic:spPr>
+                    <a:xfrm>
+                      <a:off x="0" y="0"/>
+                      <a:ext cx="5940425" cy="2231390"/>
+                    </a:xfrm>
+                    <a:prstGeom prst="rect">
+                      <a:avLst/>
+                    </a:prstGeom>
+                  </pic:spPr>
+                </pic:pic>
+              </a:graphicData>
+            </a:graphic>
+          </wp:inline>
+        </w:drawing>
+      </w:r>
+    </w:p>
+    <w:p>
+      <w:pPr>
+        <w:spacing w:line="360" w:lineRule="auto"/>
         <w:jc w:val="center"/>
       </w:pPr>
       <w:r>
@@ -846,101 +834,52 @@
           <w:rFonts w:eastAsia="Times New Roman"/>
           <w:lang w:eastAsia="ru-RU"/>
         </w:rPr>
-        <w:t>Вообще это в некотором роде описание 2 вопроса, если рассматривать его как часть тест-</w:t>
-      </w:r>
-      <w:proofErr w:type="spellStart"/>
-      <w:r>
+        <w:t>Вообще это в некотором роде описание 2 вопроса, если рассматривать его как часть тест-сьюта. Во 2 вопросе был тест-дизайн.</w:t>
+      </w:r>
+    </w:p>
+    <w:p>
+      <w:pPr>
+        <w:spacing w:before="100" w:beforeAutospacing="1" w:after="100" w:afterAutospacing="1" w:line="360" w:lineRule="auto"/>
+        <w:ind w:left="720"/>
         <w:rPr>
           <w:rFonts w:eastAsia="Times New Roman"/>
           <w:lang w:eastAsia="ru-RU"/>
         </w:rPr>
-        <w:t>сьюта</w:t>
-      </w:r>
-      <w:proofErr w:type="spellEnd"/>
+      </w:pPr>
       <w:r>
         <w:rPr>
           <w:rFonts w:eastAsia="Times New Roman"/>
           <w:lang w:eastAsia="ru-RU"/>
         </w:rPr>
-        <w:t>. Во 2 вопросе был тест-дизайн.</w:t>
-      </w:r>
-    </w:p>
-    <w:p>
-      <w:pPr>
-        <w:spacing w:before="100" w:beforeAutospacing="1" w:after="100" w:afterAutospacing="1" w:line="360" w:lineRule="auto"/>
-        <w:ind w:left="720"/>
+        <w:t>Ну вообще это тест-план из тест-кейсов из тест-сьютов. Можно использовать либо эмуляцию поведения пользователя</w:t>
+      </w:r>
+      <w:r>
         <w:rPr>
           <w:rFonts w:eastAsia="Times New Roman"/>
           <w:lang w:eastAsia="ru-RU"/>
         </w:rPr>
-      </w:pPr>
+        <w:t xml:space="preserve"> </w:t>
+      </w:r>
       <w:r>
         <w:rPr>
           <w:rFonts w:eastAsia="Times New Roman"/>
           <w:lang w:eastAsia="ru-RU"/>
         </w:rPr>
-        <w:lastRenderedPageBreak/>
-        <w:t>Ну вообще это тест-план из тест-кейсов из тест-</w:t>
-      </w:r>
-      <w:proofErr w:type="spellStart"/>
+        <w:t xml:space="preserve">из библиотеки </w:t>
+      </w:r>
+      <w:r>
+        <w:rPr>
+          <w:rFonts w:eastAsia="Times New Roman"/>
+          <w:lang w:val="en-US" w:eastAsia="ru-RU"/>
+        </w:rPr>
+        <w:t>selenium</w:t>
+      </w:r>
       <w:r>
         <w:rPr>
           <w:rFonts w:eastAsia="Times New Roman"/>
           <w:lang w:eastAsia="ru-RU"/>
         </w:rPr>
-        <w:t>сьютов</w:t>
-      </w:r>
-      <w:proofErr w:type="spellEnd"/>
-      <w:r>
-        <w:rPr>
-          <w:rFonts w:eastAsia="Times New Roman"/>
-          <w:lang w:eastAsia="ru-RU"/>
-        </w:rPr>
-        <w:t>. Можно использовать либо эмуляцию поведения пользователя</w:t>
-      </w:r>
-      <w:r>
-        <w:rPr>
-          <w:rFonts w:eastAsia="Times New Roman"/>
-          <w:lang w:eastAsia="ru-RU"/>
-        </w:rPr>
-        <w:t xml:space="preserve"> </w:t>
-      </w:r>
-      <w:r>
-        <w:rPr>
-          <w:rFonts w:eastAsia="Times New Roman"/>
-          <w:lang w:eastAsia="ru-RU"/>
-        </w:rPr>
-        <w:t xml:space="preserve">из библиотеки </w:t>
-      </w:r>
-      <w:r>
-        <w:rPr>
-          <w:rFonts w:eastAsia="Times New Roman"/>
-          <w:lang w:val="en-US" w:eastAsia="ru-RU"/>
-        </w:rPr>
-        <w:t>selenium</w:t>
-      </w:r>
-      <w:r>
-        <w:rPr>
-          <w:rFonts w:eastAsia="Times New Roman"/>
-          <w:lang w:eastAsia="ru-RU"/>
-        </w:rPr>
-        <w:t xml:space="preserve">, либо программы </w:t>
-      </w:r>
-      <w:proofErr w:type="spellStart"/>
-      <w:r>
-        <w:rPr>
-          <w:rFonts w:eastAsia="Times New Roman"/>
-          <w:lang w:eastAsia="ru-RU"/>
-        </w:rPr>
-        <w:t>потипу</w:t>
-      </w:r>
-      <w:proofErr w:type="spellEnd"/>
-      <w:r>
-        <w:rPr>
-          <w:rFonts w:eastAsia="Times New Roman"/>
-          <w:lang w:eastAsia="ru-RU"/>
-        </w:rPr>
-        <w:t xml:space="preserve"> </w:t>
+        <w:t xml:space="preserve">, либо программы потипу </w:t>
       </w:r>
       <w:r>
         <w:rPr>
